--- a/public/template-szch.docx
+++ b/public/template-szch.docx
@@ -120,7 +120,7 @@
           <w:szCs w:val="24"/>
           <w:lang w:val="uk-UA"/>
         </w:rPr>
-        <w:t xml:space="preserve">Зброї при собі не мав. Автомат {medZaklad} знаходяться у підрозділі {pidrozdil} стрілецького батальйону військової частини {unitCode}. Решта речового майна отримана {pibRodovyi} знаходиться в нього.</w:t>
+        <w:t xml:space="preserve">Зброї при собі не мав. Автомат {weapon} знаходяться у підрозділі {pidrozdil} стрілецького батальйону військової частини {unitCode}. Решта речового майна отримана {pibRodovyi} знаходиться в нього.</w:t>
       </w:r>
     </w:p>
     <w:p>

--- a/public/template-szch.docx
+++ b/public/template-szch.docx
@@ -197,18 +197,18 @@
           <w:szCs w:val="24"/>
           <w:lang w:val="uk-UA"/>
         </w:rPr>
-        <w:t xml:space="preserve">{komTyp} {rotaKom}</w:t>
-      </w:r>
-    </w:p>
-    <w:p>
-      <w:r>
-        <w:rPr>
-          <w:rFonts w:ascii="Times New Roman" w:hAnsi="Times New Roman" w:cs="Times New Roman"/>
-          <w:sz w:val="24"/>
-          <w:szCs w:val="24"/>
-          <w:lang w:val="uk-UA"/>
-        </w:rPr>
-        <w:t xml:space="preserve">стрілецького батальйону військової частини {unitCode}</w:t>
+        <w:t xml:space="preserve">{komTyp} {rotaKom} стрілецького батальйону</w:t>
+      </w:r>
+    </w:p>
+    <w:p>
+      <w:r>
+        <w:rPr>
+          <w:rFonts w:ascii="Times New Roman" w:hAnsi="Times New Roman" w:cs="Times New Roman"/>
+          <w:sz w:val="24"/>
+          <w:szCs w:val="24"/>
+          <w:lang w:val="uk-UA"/>
+        </w:rPr>
+        <w:t xml:space="preserve">військової частини {unitCode}</w:t>
       </w:r>
     </w:p>
     <w:p>
@@ -230,7 +230,7 @@
           <w:szCs w:val="24"/>
           <w:lang w:val="uk-UA"/>
         </w:rPr>
-        <w:t xml:space="preserve">{dateStart} </w:t>
+        <w:t xml:space="preserve">___.___.______ року</w:t>
       </w:r>
     </w:p>
     <w:p>
@@ -318,7 +318,7 @@
           <w:szCs w:val="24"/>
           <w:lang w:val="uk-UA"/>
         </w:rPr>
-        <w:t xml:space="preserve">{dateStart}</w:t>
+        <w:t xml:space="preserve">___.___.______ року</w:t>
       </w:r>
     </w:p>
   </w:body>
